--- a/ai-agent/系統設計文件.docx
+++ b/ai-agent/系統設計文件.docx
@@ -16,18 +16,7 @@
           <w:sz w:val="52"/>
           <w:szCs w:val="52"/>
         </w:rPr>
-        <w:t xml:space="preserve">AI</w:t>
-      </w:r>
-      <w:r>
-        <w:rPr>
-          <w:rFonts w:ascii="Arial" w:cs="Arial" w:eastAsia="Arial" w:hAnsi="Arial"/>
-          <w:b/>
-          <w:bCs/>
-          <w:color w:val="1E40AF"/>
-          <w:sz w:val="52"/>
-          <w:szCs w:val="52"/>
-        </w:rPr>
-        <w:t xml:space="preserve"> 智慧搜尋系統</w:t>
+        <w:t>AI 智慧搜尋 + 知識庫系統</w:t>
       </w:r>
     </w:p>
     <w:p>
@@ -42,7 +31,7 @@
           <w:sz w:val="32"/>
           <w:szCs w:val="32"/>
         </w:rPr>
-        <w:t xml:space="preserve">系統設計文件  v2.0</w:t>
+        <w:t xml:space="preserve">系統設計文件  v3.0</w:t>
       </w:r>
     </w:p>
     <w:tbl>
@@ -186,7 +175,7 @@
                 <w:sz w:val="20"/>
                 <w:szCs w:val="20"/>
               </w:rPr>
-              <w:t xml:space="preserve">AI 智慧搜尋 Multi-Agent</w:t>
+              <w:t xml:space="preserve">AI 智慧搜尋 + 知識庫 Multi-Agent</w:t>
             </w:r>
           </w:p>
         </w:tc>
@@ -246,7 +235,7 @@
                 <w:sz w:val="20"/>
                 <w:szCs w:val="20"/>
               </w:rPr>
-              <w:t xml:space="preserve">v2.0</w:t>
+              <w:t xml:space="preserve">v3.0</w:t>
             </w:r>
           </w:p>
         </w:tc>
@@ -306,7 +295,7 @@
                 <w:sz w:val="20"/>
                 <w:szCs w:val="20"/>
               </w:rPr>
-              <w:t xml:space="preserve">2026-05-23</w:t>
+              <w:t xml:space="preserve">2026-05-24</w:t>
             </w:r>
           </w:p>
         </w:tc>
@@ -426,7 +415,7 @@
                 <w:sz w:val="20"/>
                 <w:szCs w:val="20"/>
               </w:rPr>
-              <w:t xml:space="preserve">Gemini AI 整合、Multi-Agent 協作、4 模式前端、GFM 表格渲染</w:t>
+              <w:t xml:space="preserve">RAG 知識庫（ChromaDB + Embedding）、文件預覽/下載、AI 整合；Gemini AI、Multi-Agent 協作、4 模式前端</w:t>
             </w:r>
           </w:p>
         </w:tc>
@@ -12179,6 +12168,1406 @@
     <w:p>
       <w:pPr>
         <w:spacing w:after="60" w:before="60"/>
+        <w:jc w:val="center"/>
+      </w:pPr>
+      <w:r>
+        <w:rPr>
+          <w:rFonts w:ascii="Arial" w:cs="Arial" w:eastAsia="Arial" w:hAnsi="Arial"/>
+          <w:color w:val="94A3B8"/>
+          <w:sz w:val="22"/>
+          <w:szCs w:val="22"/>
+        </w:rPr>
+        <w:t xml:space="preserve">8. RAG 知識庫設計</w:t>
+      </w:r>
+    </w:p>
+    <w:p>
+      <w:pPr>
+        <w:pStyle w:val="Heading2"/>
+        <w:spacing w:after="120" w:before="280"/>
+      </w:pPr>
+      <w:r>
+        <w:rPr>
+          <w:rFonts w:ascii="Arial" w:cs="Arial" w:eastAsia="Arial" w:hAnsi="Arial"/>
+          <w:b/>
+          <w:bCs/>
+          <w:color w:val="3B82F6"/>
+          <w:sz w:val="28"/>
+          <w:szCs w:val="28"/>
+        </w:rPr>
+        <w:t xml:space="preserve">8.1  架構概述</w:t>
+      </w:r>
+    </w:p>
+    <w:p>
+      <w:pPr>
+        <w:spacing w:after="60" w:before="60"/>
+        <w:jc w:val="left"/>
+      </w:pPr>
+      <w:r>
+        <w:rPr>
+          <w:rFonts w:ascii="Arial" w:cs="Arial" w:eastAsia="Arial" w:hAnsi="Arial"/>
+          <w:color w:val="1E293B"/>
+          <w:sz w:val="22"/>
+          <w:szCs w:val="22"/>
+        </w:rPr>
+        <w:t xml:space="preserve">知識庫模組（kb.py）在現有 Multi-Agent 架構上疊加 RAG（Retrieval-Augmented Generation）能力，讓 AI 在回答時可自動引用企業內部文件，彌補 LLM 訓練知識的時效性不足。使用者勾選「🗄️ 使用知識庫」後，每次 AI 請求會先向量搜尋最相關片段，再注入 LLM System Prompt，使回答更貼近企業情境。</w:t>
+      </w:r>
+    </w:p>
+    <w:p>
+      <w:pPr>
+        <w:pStyle w:val="Heading2"/>
+        <w:spacing w:after="120" w:before="280"/>
+      </w:pPr>
+      <w:r>
+        <w:rPr>
+          <w:rFonts w:ascii="Arial" w:cs="Arial" w:eastAsia="Arial" w:hAnsi="Arial"/>
+          <w:b/>
+          <w:bCs/>
+          <w:color w:val="3B82F6"/>
+          <w:sz w:val="28"/>
+          <w:szCs w:val="28"/>
+        </w:rPr>
+        <w:t xml:space="preserve">8.2  核心元件</w:t>
+      </w:r>
+    </w:p>
+    <w:tbl>
+      <w:tblPr>
+        <w:tblW w:type="dxa" w:w="9746"/>
+        <w:tblBorders>
+          <w:top w:val="single" w:color="CBD5E1" w:sz="1"/>
+          <w:left w:val="single" w:color="CBD5E1" w:sz="1"/>
+          <w:bottom w:val="single" w:color="CBD5E1" w:sz="1"/>
+          <w:right w:val="single" w:color="CBD5E1" w:sz="1"/>
+          <w:insideH w:val="single" w:color="CBD5E1" w:sz="1"/>
+          <w:insideV w:val="single" w:color="CBD5E1" w:sz="1"/>
+        </w:tblBorders>
+      </w:tblPr>
+      <w:tblGrid>
+        <w:gridCol w:w="2000"/>
+        <w:gridCol w:w="2800"/>
+        <w:gridCol w:w="4946"/>
+      </w:tblGrid>
+      <w:tr>
+        <w:tc>
+          <w:tcPr>
+            <w:tcW w:type="dxa" w:w="2000"/>
+            <w:tcBorders>
+              <w:top w:val="single" w:color="3B82F6" w:sz="1"/>
+              <w:left w:val="single" w:color="3B82F6" w:sz="1"/>
+              <w:bottom w:val="single" w:color="3B82F6" w:sz="1"/>
+              <w:right w:val="single" w:color="3B82F6" w:sz="1"/>
+            </w:tcBorders>
+            <w:shd w:fill="1E40AF" w:val="clear"/>
+            <w:tcMar>
+              <w:top w:type="dxa" w:w="80"/>
+              <w:left w:type="dxa" w:w="120"/>
+              <w:bottom w:type="dxa" w:w="80"/>
+              <w:right w:type="dxa" w:w="120"/>
+            </w:tcMar>
+          </w:tcPr>
+          <w:p>
+            <w:r>
+              <w:rPr>
+                <w:rFonts w:ascii="Arial" w:cs="Arial" w:eastAsia="Arial" w:hAnsi="Arial"/>
+                <w:b/>
+                <w:bCs/>
+                <w:color w:val="FFFFFF"/>
+                <w:sz w:val="21"/>
+                <w:szCs w:val="21"/>
+              </w:rPr>
+              <w:t>元件</w:t>
+            </w:r>
+          </w:p>
+        </w:tc>
+        <w:tc>
+          <w:tcPr>
+            <w:tcW w:type="dxa" w:w="2800"/>
+            <w:tcBorders>
+              <w:top w:val="single" w:color="3B82F6" w:sz="1"/>
+              <w:left w:val="single" w:color="3B82F6" w:sz="1"/>
+              <w:bottom w:val="single" w:color="3B82F6" w:sz="1"/>
+              <w:right w:val="single" w:color="3B82F6" w:sz="1"/>
+            </w:tcBorders>
+            <w:shd w:fill="1E40AF" w:val="clear"/>
+            <w:tcMar>
+              <w:top w:type="dxa" w:w="80"/>
+              <w:left w:type="dxa" w:w="120"/>
+              <w:bottom w:type="dxa" w:w="80"/>
+              <w:right w:type="dxa" w:w="120"/>
+            </w:tcMar>
+          </w:tcPr>
+          <w:p>
+            <w:r>
+              <w:rPr>
+                <w:rFonts w:ascii="Arial" w:cs="Arial" w:eastAsia="Arial" w:hAnsi="Arial"/>
+                <w:b/>
+                <w:bCs/>
+                <w:color w:val="FFFFFF"/>
+                <w:sz w:val="21"/>
+                <w:szCs w:val="21"/>
+              </w:rPr>
+              <w:t>技術</w:t>
+            </w:r>
+          </w:p>
+        </w:tc>
+        <w:tc>
+          <w:tcPr>
+            <w:tcW w:type="dxa" w:w="4946"/>
+            <w:tcBorders>
+              <w:top w:val="single" w:color="3B82F6" w:sz="1"/>
+              <w:left w:val="single" w:color="3B82F6" w:sz="1"/>
+              <w:bottom w:val="single" w:color="3B82F6" w:sz="1"/>
+              <w:right w:val="single" w:color="3B82F6" w:sz="1"/>
+            </w:tcBorders>
+            <w:shd w:fill="1E40AF" w:val="clear"/>
+            <w:tcMar>
+              <w:top w:type="dxa" w:w="80"/>
+              <w:left w:type="dxa" w:w="120"/>
+              <w:bottom w:type="dxa" w:w="80"/>
+              <w:right w:type="dxa" w:w="120"/>
+            </w:tcMar>
+          </w:tcPr>
+          <w:p>
+            <w:r>
+              <w:rPr>
+                <w:rFonts w:ascii="Arial" w:cs="Arial" w:eastAsia="Arial" w:hAnsi="Arial"/>
+                <w:b/>
+                <w:bCs/>
+                <w:color w:val="FFFFFF"/>
+                <w:sz w:val="21"/>
+                <w:szCs w:val="21"/>
+              </w:rPr>
+              <w:t>職責</w:t>
+            </w:r>
+          </w:p>
+        </w:tc>
+      </w:tr>
+      <w:tr>
+        <w:tc>
+          <w:tcPr>
+            <w:tcW w:type="dxa" w:w="2000"/>
+            <w:tcBorders>
+              <w:top w:val="single" w:color="CBD5E1" w:sz="1"/>
+              <w:left w:val="single" w:color="CBD5E1" w:sz="1"/>
+              <w:bottom w:val="single" w:color="CBD5E1" w:sz="1"/>
+              <w:right w:val="single" w:color="CBD5E1" w:sz="1"/>
+            </w:tcBorders>
+            <w:shd w:fill="FFFFFF" w:val="clear"/>
+            <w:tcMar>
+              <w:top w:type="dxa" w:w="80"/>
+              <w:left w:type="dxa" w:w="120"/>
+              <w:bottom w:type="dxa" w:w="80"/>
+              <w:right w:type="dxa" w:w="120"/>
+            </w:tcMar>
+          </w:tcPr>
+          <w:p>
+            <w:r>
+              <w:rPr>
+                <w:rFonts w:ascii="Arial" w:cs="Arial" w:eastAsia="Arial" w:hAnsi="Arial"/>
+                <w:color w:val="1E293B"/>
+                <w:sz w:val="20"/>
+                <w:szCs w:val="20"/>
+              </w:rPr>
+              <w:t>向量資料庫</w:t>
+            </w:r>
+          </w:p>
+        </w:tc>
+        <w:tc>
+          <w:tcPr>
+            <w:tcW w:type="dxa" w:w="2800"/>
+            <w:tcBorders>
+              <w:top w:val="single" w:color="CBD5E1" w:sz="1"/>
+              <w:left w:val="single" w:color="CBD5E1" w:sz="1"/>
+              <w:bottom w:val="single" w:color="CBD5E1" w:sz="1"/>
+              <w:right w:val="single" w:color="CBD5E1" w:sz="1"/>
+            </w:tcBorders>
+            <w:shd w:fill="FFFFFF" w:val="clear"/>
+            <w:tcMar>
+              <w:top w:type="dxa" w:w="80"/>
+              <w:left w:type="dxa" w:w="120"/>
+              <w:bottom w:type="dxa" w:w="80"/>
+              <w:right w:type="dxa" w:w="120"/>
+            </w:tcMar>
+          </w:tcPr>
+          <w:p>
+            <w:r>
+              <w:rPr>
+                <w:rFonts w:ascii="Arial" w:cs="Arial" w:eastAsia="Arial" w:hAnsi="Arial"/>
+                <w:color w:val="1E293B"/>
+                <w:sz w:val="20"/>
+                <w:szCs w:val="20"/>
+              </w:rPr>
+              <w:t>ChromaDB PersistentClient</w:t>
+            </w:r>
+          </w:p>
+        </w:tc>
+        <w:tc>
+          <w:tcPr>
+            <w:tcW w:type="dxa" w:w="4946"/>
+            <w:tcBorders>
+              <w:top w:val="single" w:color="CBD5E1" w:sz="1"/>
+              <w:left w:val="single" w:color="CBD5E1" w:sz="1"/>
+              <w:bottom w:val="single" w:color="CBD5E1" w:sz="1"/>
+              <w:right w:val="single" w:color="CBD5E1" w:sz="1"/>
+            </w:tcBorders>
+            <w:shd w:fill="FFFFFF" w:val="clear"/>
+            <w:tcMar>
+              <w:top w:type="dxa" w:w="80"/>
+              <w:left w:type="dxa" w:w="120"/>
+              <w:bottom w:type="dxa" w:w="80"/>
+              <w:right w:type="dxa" w:w="120"/>
+            </w:tcMar>
+          </w:tcPr>
+          <w:p>
+            <w:r>
+              <w:rPr>
+                <w:rFonts w:ascii="Arial" w:cs="Arial" w:eastAsia="Arial" w:hAnsi="Arial"/>
+                <w:color w:val="1E293B"/>
+                <w:sz w:val="20"/>
+                <w:szCs w:val="20"/>
+              </w:rPr>
+              <w:t xml:space="preserve">持久化儲存文字向量，cosine 距離比對，kb_store/ 目錄</w:t>
+            </w:r>
+          </w:p>
+        </w:tc>
+      </w:tr>
+      <w:tr>
+        <w:tc>
+          <w:tcPr>
+            <w:tcW w:type="dxa" w:w="2000"/>
+            <w:tcBorders>
+              <w:top w:val="single" w:color="CBD5E1" w:sz="1"/>
+              <w:left w:val="single" w:color="CBD5E1" w:sz="1"/>
+              <w:bottom w:val="single" w:color="CBD5E1" w:sz="1"/>
+              <w:right w:val="single" w:color="CBD5E1" w:sz="1"/>
+            </w:tcBorders>
+            <w:shd w:fill="F8FAFC" w:val="clear"/>
+            <w:tcMar>
+              <w:top w:type="dxa" w:w="80"/>
+              <w:left w:type="dxa" w:w="120"/>
+              <w:bottom w:type="dxa" w:w="80"/>
+              <w:right w:type="dxa" w:w="120"/>
+            </w:tcMar>
+          </w:tcPr>
+          <w:p>
+            <w:r>
+              <w:rPr>
+                <w:rFonts w:ascii="Arial" w:cs="Arial" w:eastAsia="Arial" w:hAnsi="Arial"/>
+                <w:color w:val="1E293B"/>
+                <w:sz w:val="20"/>
+                <w:szCs w:val="20"/>
+              </w:rPr>
+              <w:t>Embedding 模型</w:t>
+            </w:r>
+          </w:p>
+        </w:tc>
+        <w:tc>
+          <w:tcPr>
+            <w:tcW w:type="dxa" w:w="2800"/>
+            <w:tcBorders>
+              <w:top w:val="single" w:color="CBD5E1" w:sz="1"/>
+              <w:left w:val="single" w:color="CBD5E1" w:sz="1"/>
+              <w:bottom w:val="single" w:color="CBD5E1" w:sz="1"/>
+              <w:right w:val="single" w:color="CBD5E1" w:sz="1"/>
+            </w:tcBorders>
+            <w:shd w:fill="F8FAFC" w:val="clear"/>
+            <w:tcMar>
+              <w:top w:type="dxa" w:w="80"/>
+              <w:left w:type="dxa" w:w="120"/>
+              <w:bottom w:type="dxa" w:w="80"/>
+              <w:right w:type="dxa" w:w="120"/>
+            </w:tcMar>
+          </w:tcPr>
+          <w:p>
+            <w:r>
+              <w:rPr>
+                <w:rFonts w:ascii="Arial" w:cs="Arial" w:eastAsia="Arial" w:hAnsi="Arial"/>
+                <w:color w:val="1E293B"/>
+                <w:sz w:val="20"/>
+                <w:szCs w:val="20"/>
+              </w:rPr>
+              <w:t>Ollama nomic-embed-text</w:t>
+            </w:r>
+          </w:p>
+        </w:tc>
+        <w:tc>
+          <w:tcPr>
+            <w:tcW w:type="dxa" w:w="4946"/>
+            <w:tcBorders>
+              <w:top w:val="single" w:color="CBD5E1" w:sz="1"/>
+              <w:left w:val="single" w:color="CBD5E1" w:sz="1"/>
+              <w:bottom w:val="single" w:color="CBD5E1" w:sz="1"/>
+              <w:right w:val="single" w:color="CBD5E1" w:sz="1"/>
+            </w:tcBorders>
+            <w:shd w:fill="F8FAFC" w:val="clear"/>
+            <w:tcMar>
+              <w:top w:type="dxa" w:w="80"/>
+              <w:left w:type="dxa" w:w="120"/>
+              <w:bottom w:type="dxa" w:w="80"/>
+              <w:right w:type="dxa" w:w="120"/>
+            </w:tcMar>
+          </w:tcPr>
+          <w:p>
+            <w:r>
+              <w:rPr>
+                <w:rFonts w:ascii="Arial" w:cs="Arial" w:eastAsia="Arial" w:hAnsi="Arial"/>
+                <w:color w:val="1E293B"/>
+                <w:sz w:val="20"/>
+                <w:szCs w:val="20"/>
+              </w:rPr>
+              <w:t xml:space="preserve">本機執行向量化，呼叫 /api/embed，274MB 模型，完全免費</w:t>
+            </w:r>
+          </w:p>
+        </w:tc>
+      </w:tr>
+      <w:tr>
+        <w:tc>
+          <w:tcPr>
+            <w:tcW w:type="dxa" w:w="2000"/>
+            <w:tcBorders>
+              <w:top w:val="single" w:color="CBD5E1" w:sz="1"/>
+              <w:left w:val="single" w:color="CBD5E1" w:sz="1"/>
+              <w:bottom w:val="single" w:color="CBD5E1" w:sz="1"/>
+              <w:right w:val="single" w:color="CBD5E1" w:sz="1"/>
+            </w:tcBorders>
+            <w:shd w:fill="FFFFFF" w:val="clear"/>
+            <w:tcMar>
+              <w:top w:type="dxa" w:w="80"/>
+              <w:left w:type="dxa" w:w="120"/>
+              <w:bottom w:type="dxa" w:w="80"/>
+              <w:right w:type="dxa" w:w="120"/>
+            </w:tcMar>
+          </w:tcPr>
+          <w:p>
+            <w:r>
+              <w:rPr>
+                <w:rFonts w:ascii="Arial" w:cs="Arial" w:eastAsia="Arial" w:hAnsi="Arial"/>
+                <w:color w:val="1E293B"/>
+                <w:sz w:val="20"/>
+                <w:szCs w:val="20"/>
+              </w:rPr>
+              <w:t>文字提取</w:t>
+            </w:r>
+          </w:p>
+        </w:tc>
+        <w:tc>
+          <w:tcPr>
+            <w:tcW w:type="dxa" w:w="2800"/>
+            <w:tcBorders>
+              <w:top w:val="single" w:color="CBD5E1" w:sz="1"/>
+              <w:left w:val="single" w:color="CBD5E1" w:sz="1"/>
+              <w:bottom w:val="single" w:color="CBD5E1" w:sz="1"/>
+              <w:right w:val="single" w:color="CBD5E1" w:sz="1"/>
+            </w:tcBorders>
+            <w:shd w:fill="FFFFFF" w:val="clear"/>
+            <w:tcMar>
+              <w:top w:type="dxa" w:w="80"/>
+              <w:left w:type="dxa" w:w="120"/>
+              <w:bottom w:type="dxa" w:w="80"/>
+              <w:right w:type="dxa" w:w="120"/>
+            </w:tcMar>
+          </w:tcPr>
+          <w:p>
+            <w:r>
+              <w:rPr>
+                <w:rFonts w:ascii="Arial" w:cs="Arial" w:eastAsia="Arial" w:hAnsi="Arial"/>
+                <w:color w:val="1E293B"/>
+                <w:sz w:val="20"/>
+                <w:szCs w:val="20"/>
+              </w:rPr>
+              <w:t xml:space="preserve">PyMuPDF / python-docx</w:t>
+            </w:r>
+          </w:p>
+        </w:tc>
+        <w:tc>
+          <w:tcPr>
+            <w:tcW w:type="dxa" w:w="4946"/>
+            <w:tcBorders>
+              <w:top w:val="single" w:color="CBD5E1" w:sz="1"/>
+              <w:left w:val="single" w:color="CBD5E1" w:sz="1"/>
+              <w:bottom w:val="single" w:color="CBD5E1" w:sz="1"/>
+              <w:right w:val="single" w:color="CBD5E1" w:sz="1"/>
+            </w:tcBorders>
+            <w:shd w:fill="FFFFFF" w:val="clear"/>
+            <w:tcMar>
+              <w:top w:type="dxa" w:w="80"/>
+              <w:left w:type="dxa" w:w="120"/>
+              <w:bottom w:type="dxa" w:w="80"/>
+              <w:right w:type="dxa" w:w="120"/>
+            </w:tcMar>
+          </w:tcPr>
+          <w:p>
+            <w:r>
+              <w:rPr>
+                <w:rFonts w:ascii="Arial" w:cs="Arial" w:eastAsia="Arial" w:hAnsi="Arial"/>
+                <w:color w:val="1E293B"/>
+                <w:sz w:val="20"/>
+                <w:szCs w:val="20"/>
+              </w:rPr>
+              <w:t xml:space="preserve">PDF → 純文字（PyMuPDF）；DOCX → 純文字（python-docx）</w:t>
+            </w:r>
+          </w:p>
+        </w:tc>
+      </w:tr>
+      <w:tr>
+        <w:tc>
+          <w:tcPr>
+            <w:tcW w:type="dxa" w:w="2000"/>
+            <w:tcBorders>
+              <w:top w:val="single" w:color="CBD5E1" w:sz="1"/>
+              <w:left w:val="single" w:color="CBD5E1" w:sz="1"/>
+              <w:bottom w:val="single" w:color="CBD5E1" w:sz="1"/>
+              <w:right w:val="single" w:color="CBD5E1" w:sz="1"/>
+            </w:tcBorders>
+            <w:shd w:fill="F8FAFC" w:val="clear"/>
+            <w:tcMar>
+              <w:top w:type="dxa" w:w="80"/>
+              <w:left w:type="dxa" w:w="120"/>
+              <w:bottom w:type="dxa" w:w="80"/>
+              <w:right w:type="dxa" w:w="120"/>
+            </w:tcMar>
+          </w:tcPr>
+          <w:p>
+            <w:r>
+              <w:rPr>
+                <w:rFonts w:ascii="Arial" w:cs="Arial" w:eastAsia="Arial" w:hAnsi="Arial"/>
+                <w:color w:val="1E293B"/>
+                <w:sz w:val="20"/>
+                <w:szCs w:val="20"/>
+              </w:rPr>
+              <w:t>文件預覽</w:t>
+            </w:r>
+          </w:p>
+        </w:tc>
+        <w:tc>
+          <w:tcPr>
+            <w:tcW w:type="dxa" w:w="2800"/>
+            <w:tcBorders>
+              <w:top w:val="single" w:color="CBD5E1" w:sz="1"/>
+              <w:left w:val="single" w:color="CBD5E1" w:sz="1"/>
+              <w:bottom w:val="single" w:color="CBD5E1" w:sz="1"/>
+              <w:right w:val="single" w:color="CBD5E1" w:sz="1"/>
+            </w:tcBorders>
+            <w:shd w:fill="F8FAFC" w:val="clear"/>
+            <w:tcMar>
+              <w:top w:type="dxa" w:w="80"/>
+              <w:left w:type="dxa" w:w="120"/>
+              <w:bottom w:type="dxa" w:w="80"/>
+              <w:right w:type="dxa" w:w="120"/>
+            </w:tcMar>
+          </w:tcPr>
+          <w:p>
+            <w:r>
+              <w:rPr>
+                <w:rFonts w:ascii="Arial" w:cs="Arial" w:eastAsia="Arial" w:hAnsi="Arial"/>
+                <w:color w:val="1E293B"/>
+                <w:sz w:val="20"/>
+                <w:szCs w:val="20"/>
+              </w:rPr>
+              <w:t xml:space="preserve">mammoth / Flask send_file</w:t>
+            </w:r>
+          </w:p>
+        </w:tc>
+        <w:tc>
+          <w:tcPr>
+            <w:tcW w:type="dxa" w:w="4946"/>
+            <w:tcBorders>
+              <w:top w:val="single" w:color="CBD5E1" w:sz="1"/>
+              <w:left w:val="single" w:color="CBD5E1" w:sz="1"/>
+              <w:bottom w:val="single" w:color="CBD5E1" w:sz="1"/>
+              <w:right w:val="single" w:color="CBD5E1" w:sz="1"/>
+            </w:tcBorders>
+            <w:shd w:fill="F8FAFC" w:val="clear"/>
+            <w:tcMar>
+              <w:top w:type="dxa" w:w="80"/>
+              <w:left w:type="dxa" w:w="120"/>
+              <w:bottom w:type="dxa" w:w="80"/>
+              <w:right w:type="dxa" w:w="120"/>
+            </w:tcMar>
+          </w:tcPr>
+          <w:p>
+            <w:r>
+              <w:rPr>
+                <w:rFonts w:ascii="Arial" w:cs="Arial" w:eastAsia="Arial" w:hAnsi="Arial"/>
+                <w:color w:val="1E293B"/>
+                <w:sz w:val="20"/>
+                <w:szCs w:val="20"/>
+              </w:rPr>
+              <w:t xml:space="preserve">PDF → 瀏覽器原生閱讀器（iframe）；DOCX → mammoth 轉 HTML 渲染</w:t>
+            </w:r>
+          </w:p>
+        </w:tc>
+      </w:tr>
+    </w:tbl>
+    <w:p>
+      <w:pPr>
+        <w:pStyle w:val="Heading2"/>
+        <w:spacing w:after="120" w:before="280"/>
+      </w:pPr>
+      <w:r>
+        <w:rPr>
+          <w:rFonts w:ascii="Arial" w:cs="Arial" w:eastAsia="Arial" w:hAnsi="Arial"/>
+          <w:b/>
+          <w:bCs/>
+          <w:color w:val="3B82F6"/>
+          <w:sz w:val="28"/>
+          <w:szCs w:val="28"/>
+        </w:rPr>
+        <w:t xml:space="preserve">8.3  文件上傳與索引流程</w:t>
+      </w:r>
+    </w:p>
+    <w:p>
+      <w:pPr>
+        <w:spacing w:after="60" w:before="60"/>
+        <w:jc w:val="left"/>
+      </w:pPr>
+      <w:r>
+        <w:rPr>
+          <w:rFonts w:ascii="Arial" w:cs="Arial" w:eastAsia="Arial" w:hAnsi="Arial"/>
+          <w:color w:val="1E293B"/>
+          <w:sz w:val="22"/>
+          <w:szCs w:val="22"/>
+        </w:rPr>
+        <w:t xml:space="preserve">使用者上傳 PDF / DOCX 後，後端依序執行：</w:t>
+      </w:r>
+    </w:p>
+    <w:p>
+      <w:pPr>
+        <w:pStyle w:val="ListParagraph"/>
+        <w:numPr>
+          <w:ilvl w:val="0"/>
+          <w:numId w:val="2"/>
+        </w:numPr>
+        <w:spacing w:after="40" w:before="40"/>
+      </w:pPr>
+      <w:r>
+        <w:rPr>
+          <w:rFonts w:ascii="Arial" w:cs="Arial" w:eastAsia="Arial" w:hAnsi="Arial"/>
+          <w:color w:val="1E293B"/>
+          <w:sz w:val="22"/>
+          <w:szCs w:val="22"/>
+        </w:rPr>
+        <w:t xml:space="preserve">儲存原始檔案至 uploads/{source_id}.{ext}，供後續預覽 / 下載使用</w:t>
+      </w:r>
+    </w:p>
+    <w:p>
+      <w:pPr>
+        <w:pStyle w:val="ListParagraph"/>
+        <w:numPr>
+          <w:ilvl w:val="0"/>
+          <w:numId w:val="2"/>
+        </w:numPr>
+        <w:spacing w:after="40" w:before="40"/>
+      </w:pPr>
+      <w:r>
+        <w:rPr>
+          <w:rFonts w:ascii="Arial" w:cs="Arial" w:eastAsia="Arial" w:hAnsi="Arial"/>
+          <w:color w:val="1E293B"/>
+          <w:sz w:val="22"/>
+          <w:szCs w:val="22"/>
+        </w:rPr>
+        <w:t xml:space="preserve">文字提取（extractors.py）：PDF 用 PyMuPDF，DOCX 用 python-docx</w:t>
+      </w:r>
+    </w:p>
+    <w:p>
+      <w:pPr>
+        <w:pStyle w:val="ListParagraph"/>
+        <w:numPr>
+          <w:ilvl w:val="0"/>
+          <w:numId w:val="2"/>
+        </w:numPr>
+        <w:spacing w:after="40" w:before="40"/>
+      </w:pPr>
+      <w:r>
+        <w:rPr>
+          <w:rFonts w:ascii="Arial" w:cs="Arial" w:eastAsia="Arial" w:hAnsi="Arial"/>
+          <w:color w:val="1E293B"/>
+          <w:sz w:val="22"/>
+          <w:szCs w:val="22"/>
+        </w:rPr>
+        <w:t xml:space="preserve">切塊（chunk_text）：每塊約 500 字，重疊 50 字，保持語意完整性</w:t>
+      </w:r>
+    </w:p>
+    <w:p>
+      <w:pPr>
+        <w:pStyle w:val="ListParagraph"/>
+        <w:numPr>
+          <w:ilvl w:val="0"/>
+          <w:numId w:val="2"/>
+        </w:numPr>
+        <w:spacing w:after="40" w:before="40"/>
+      </w:pPr>
+      <w:r>
+        <w:rPr>
+          <w:rFonts w:ascii="Arial" w:cs="Arial" w:eastAsia="Arial" w:hAnsi="Arial"/>
+          <w:color w:val="1E293B"/>
+          <w:sz w:val="22"/>
+          <w:szCs w:val="22"/>
+        </w:rPr>
+        <w:t xml:space="preserve">向量化：呼叫 Ollama nomic-embed-text（/api/embed），批次 embed 所有 chunks</w:t>
+      </w:r>
+    </w:p>
+    <w:p>
+      <w:pPr>
+        <w:pStyle w:val="ListParagraph"/>
+        <w:numPr>
+          <w:ilvl w:val="0"/>
+          <w:numId w:val="2"/>
+        </w:numPr>
+        <w:spacing w:after="40" w:before="40"/>
+      </w:pPr>
+      <w:r>
+        <w:rPr>
+          <w:rFonts w:ascii="Arial" w:cs="Arial" w:eastAsia="Arial" w:hAnsi="Arial"/>
+          <w:color w:val="1E293B"/>
+          <w:sz w:val="22"/>
+          <w:szCs w:val="22"/>
+        </w:rPr>
+        <w:t xml:space="preserve">寫入 ChromaDB：id = {source_id}__{chunk_index}，附 metadata（title、original_ext、created_at）</w:t>
+      </w:r>
+    </w:p>
+    <w:p>
+      <w:pPr>
+        <w:pStyle w:val="Heading2"/>
+        <w:spacing w:after="120" w:before="280"/>
+      </w:pPr>
+      <w:r>
+        <w:rPr>
+          <w:rFonts w:ascii="Arial" w:cs="Arial" w:eastAsia="Arial" w:hAnsi="Arial"/>
+          <w:b/>
+          <w:bCs/>
+          <w:color w:val="3B82F6"/>
+          <w:sz w:val="28"/>
+          <w:szCs w:val="28"/>
+        </w:rPr>
+        <w:t xml:space="preserve">8.4  RAG 查詢與 AI 整合流程</w:t>
+      </w:r>
+    </w:p>
+    <w:p>
+      <w:pPr>
+        <w:spacing w:after="60" w:before="60"/>
+        <w:jc w:val="left"/>
+      </w:pPr>
+      <w:r>
+        <w:rPr>
+          <w:rFonts w:ascii="Arial" w:cs="Arial" w:eastAsia="Arial" w:hAnsi="Arial"/>
+          <w:color w:val="1E293B"/>
+          <w:sz w:val="22"/>
+          <w:szCs w:val="22"/>
+        </w:rPr>
+        <w:t xml:space="preserve">使用者勾選「使用知識庫」後，每次 AI 請求觸發 _get_kb_context(query)：</w:t>
+      </w:r>
+    </w:p>
+    <w:p>
+      <w:pPr>
+        <w:pStyle w:val="ListParagraph"/>
+        <w:numPr>
+          <w:ilvl w:val="0"/>
+          <w:numId w:val="2"/>
+        </w:numPr>
+        <w:spacing w:after="40" w:before="40"/>
+      </w:pPr>
+      <w:r>
+        <w:rPr>
+          <w:rFonts w:ascii="Arial" w:cs="Arial" w:eastAsia="Arial" w:hAnsi="Arial"/>
+          <w:color w:val="1E293B"/>
+          <w:sz w:val="22"/>
+          <w:szCs w:val="22"/>
+        </w:rPr>
+        <w:t xml:space="preserve">將使用者問題送入 nomic-embed-text 生成查詢向量</w:t>
+      </w:r>
+    </w:p>
+    <w:p>
+      <w:pPr>
+        <w:pStyle w:val="ListParagraph"/>
+        <w:numPr>
+          <w:ilvl w:val="0"/>
+          <w:numId w:val="2"/>
+        </w:numPr>
+        <w:spacing w:after="40" w:before="40"/>
+      </w:pPr>
+      <w:r>
+        <w:rPr>
+          <w:rFonts w:ascii="Arial" w:cs="Arial" w:eastAsia="Arial" w:hAnsi="Arial"/>
+          <w:color w:val="1E293B"/>
+          <w:sz w:val="22"/>
+          <w:szCs w:val="22"/>
+        </w:rPr>
+        <w:t xml:space="preserve">ChromaDB cosine 距離搜尋，取 Top-5 最相關 chunks（可配置 TOP_K）</w:t>
+      </w:r>
+    </w:p>
+    <w:p>
+      <w:pPr>
+        <w:pStyle w:val="ListParagraph"/>
+        <w:numPr>
+          <w:ilvl w:val="0"/>
+          <w:numId w:val="2"/>
+        </w:numPr>
+        <w:spacing w:after="40" w:before="40"/>
+      </w:pPr>
+      <w:r>
+        <w:rPr>
+          <w:rFonts w:ascii="Arial" w:cs="Arial" w:eastAsia="Arial" w:hAnsi="Arial"/>
+          <w:color w:val="1E293B"/>
+          <w:sz w:val="22"/>
+          <w:szCs w:val="22"/>
+        </w:rPr>
+        <w:t xml:space="preserve">build_rag_context() 組合「[知識庫參考資料] + 【來源：XXX】…」字串，限 3000 字元</w:t>
+      </w:r>
+    </w:p>
+    <w:p>
+      <w:pPr>
+        <w:pStyle w:val="ListParagraph"/>
+        <w:numPr>
+          <w:ilvl w:val="0"/>
+          <w:numId w:val="2"/>
+        </w:numPr>
+        <w:spacing w:after="40" w:before="40"/>
+      </w:pPr>
+      <w:r>
+        <w:rPr>
+          <w:rFonts w:ascii="Arial" w:cs="Arial" w:eastAsia="Arial" w:hAnsi="Arial"/>
+          <w:color w:val="1E293B"/>
+          <w:sz w:val="22"/>
+          <w:szCs w:val="22"/>
+        </w:rPr>
+        <w:t xml:space="preserve">注入 LLM System Prompt（Ollama / Gemini 均支援）</w:t>
+      </w:r>
+    </w:p>
+    <w:p>
+      <w:pPr>
+        <w:pStyle w:val="ListParagraph"/>
+        <w:numPr>
+          <w:ilvl w:val="0"/>
+          <w:numId w:val="2"/>
+        </w:numPr>
+        <w:spacing w:after="40" w:before="40"/>
+      </w:pPr>
+      <w:r>
+        <w:rPr>
+          <w:rFonts w:ascii="Arial" w:cs="Arial" w:eastAsia="Arial" w:hAnsi="Arial"/>
+          <w:color w:val="1E293B"/>
+          <w:sz w:val="22"/>
+          <w:szCs w:val="22"/>
+        </w:rPr>
+        <w:t xml:space="preserve">KB 不可用或空庫時，_get_kb_context() 回傳空字串，不影響正常 AI 回答</w:t>
+      </w:r>
+    </w:p>
+    <w:p>
+      <w:pPr>
+        <w:pStyle w:val="Heading2"/>
+        <w:spacing w:after="120" w:before="280"/>
+      </w:pPr>
+      <w:r>
+        <w:rPr>
+          <w:rFonts w:ascii="Arial" w:cs="Arial" w:eastAsia="Arial" w:hAnsi="Arial"/>
+          <w:b/>
+          <w:bCs/>
+          <w:color w:val="3B82F6"/>
+          <w:sz w:val="28"/>
+          <w:szCs w:val="28"/>
+        </w:rPr>
+        <w:t xml:space="preserve">8.5  知識庫管理 API</w:t>
+      </w:r>
+    </w:p>
+    <w:tbl>
+      <w:tblPr>
+        <w:tblW w:type="dxa" w:w="9746"/>
+        <w:tblBorders>
+          <w:top w:val="single" w:color="CBD5E1" w:sz="1"/>
+          <w:left w:val="single" w:color="CBD5E1" w:sz="1"/>
+          <w:bottom w:val="single" w:color="CBD5E1" w:sz="1"/>
+          <w:right w:val="single" w:color="CBD5E1" w:sz="1"/>
+          <w:insideH w:val="single" w:color="CBD5E1" w:sz="1"/>
+          <w:insideV w:val="single" w:color="CBD5E1" w:sz="1"/>
+        </w:tblBorders>
+      </w:tblPr>
+      <w:tblGrid>
+        <w:gridCol w:w="1200"/>
+        <w:gridCol w:w="3600"/>
+        <w:gridCol w:w="4946"/>
+      </w:tblGrid>
+      <w:tr>
+        <w:tc>
+          <w:tcPr>
+            <w:tcW w:type="dxa" w:w="1200"/>
+            <w:tcBorders>
+              <w:top w:val="single" w:color="3B82F6" w:sz="1"/>
+              <w:left w:val="single" w:color="3B82F6" w:sz="1"/>
+              <w:bottom w:val="single" w:color="3B82F6" w:sz="1"/>
+              <w:right w:val="single" w:color="3B82F6" w:sz="1"/>
+            </w:tcBorders>
+            <w:shd w:fill="1E40AF" w:val="clear"/>
+            <w:tcMar>
+              <w:top w:type="dxa" w:w="80"/>
+              <w:left w:type="dxa" w:w="120"/>
+              <w:bottom w:type="dxa" w:w="80"/>
+              <w:right w:type="dxa" w:w="120"/>
+            </w:tcMar>
+          </w:tcPr>
+          <w:p>
+            <w:r>
+              <w:rPr>
+                <w:rFonts w:ascii="Arial" w:cs="Arial" w:eastAsia="Arial" w:hAnsi="Arial"/>
+                <w:b/>
+                <w:bCs/>
+                <w:color w:val="FFFFFF"/>
+                <w:sz w:val="21"/>
+                <w:szCs w:val="21"/>
+              </w:rPr>
+              <w:t>方法</w:t>
+            </w:r>
+          </w:p>
+        </w:tc>
+        <w:tc>
+          <w:tcPr>
+            <w:tcW w:type="dxa" w:w="3600"/>
+            <w:tcBorders>
+              <w:top w:val="single" w:color="3B82F6" w:sz="1"/>
+              <w:left w:val="single" w:color="3B82F6" w:sz="1"/>
+              <w:bottom w:val="single" w:color="3B82F6" w:sz="1"/>
+              <w:right w:val="single" w:color="3B82F6" w:sz="1"/>
+            </w:tcBorders>
+            <w:shd w:fill="1E40AF" w:val="clear"/>
+            <w:tcMar>
+              <w:top w:type="dxa" w:w="80"/>
+              <w:left w:type="dxa" w:w="120"/>
+              <w:bottom w:type="dxa" w:w="80"/>
+              <w:right w:type="dxa" w:w="120"/>
+            </w:tcMar>
+          </w:tcPr>
+          <w:p>
+            <w:r>
+              <w:rPr>
+                <w:rFonts w:ascii="Arial" w:cs="Arial" w:eastAsia="Arial" w:hAnsi="Arial"/>
+                <w:b/>
+                <w:bCs/>
+                <w:color w:val="FFFFFF"/>
+                <w:sz w:val="21"/>
+                <w:szCs w:val="21"/>
+              </w:rPr>
+              <w:t>路徑</w:t>
+            </w:r>
+          </w:p>
+        </w:tc>
+        <w:tc>
+          <w:tcPr>
+            <w:tcW w:type="dxa" w:w="4946"/>
+            <w:tcBorders>
+              <w:top w:val="single" w:color="3B82F6" w:sz="1"/>
+              <w:left w:val="single" w:color="3B82F6" w:sz="1"/>
+              <w:bottom w:val="single" w:color="3B82F6" w:sz="1"/>
+              <w:right w:val="single" w:color="3B82F6" w:sz="1"/>
+            </w:tcBorders>
+            <w:shd w:fill="1E40AF" w:val="clear"/>
+            <w:tcMar>
+              <w:top w:type="dxa" w:w="80"/>
+              <w:left w:type="dxa" w:w="120"/>
+              <w:bottom w:type="dxa" w:w="80"/>
+              <w:right w:type="dxa" w:w="120"/>
+            </w:tcMar>
+          </w:tcPr>
+          <w:p>
+            <w:r>
+              <w:rPr>
+                <w:rFonts w:ascii="Arial" w:cs="Arial" w:eastAsia="Arial" w:hAnsi="Arial"/>
+                <w:b/>
+                <w:bCs/>
+                <w:color w:val="FFFFFF"/>
+                <w:sz w:val="21"/>
+                <w:szCs w:val="21"/>
+              </w:rPr>
+              <w:t>說明</w:t>
+            </w:r>
+          </w:p>
+        </w:tc>
+      </w:tr>
+      <w:tr>
+        <w:tc>
+          <w:tcPr>
+            <w:tcW w:type="dxa" w:w="1200"/>
+            <w:tcBorders>
+              <w:top w:val="single" w:color="CBD5E1" w:sz="1"/>
+              <w:left w:val="single" w:color="CBD5E1" w:sz="1"/>
+              <w:bottom w:val="single" w:color="CBD5E1" w:sz="1"/>
+              <w:right w:val="single" w:color="CBD5E1" w:sz="1"/>
+            </w:tcBorders>
+            <w:shd w:fill="FFFFFF" w:val="clear"/>
+            <w:tcMar>
+              <w:top w:type="dxa" w:w="80"/>
+              <w:left w:type="dxa" w:w="120"/>
+              <w:bottom w:type="dxa" w:w="80"/>
+              <w:right w:type="dxa" w:w="120"/>
+            </w:tcMar>
+          </w:tcPr>
+          <w:p>
+            <w:r>
+              <w:rPr>
+                <w:rFonts w:ascii="Arial" w:cs="Arial" w:eastAsia="Arial" w:hAnsi="Arial"/>
+                <w:color w:val="1E293B"/>
+                <w:sz w:val="20"/>
+                <w:szCs w:val="20"/>
+              </w:rPr>
+              <w:t>POST</w:t>
+            </w:r>
+          </w:p>
+        </w:tc>
+        <w:tc>
+          <w:tcPr>
+            <w:tcW w:type="dxa" w:w="3600"/>
+            <w:tcBorders>
+              <w:top w:val="single" w:color="CBD5E1" w:sz="1"/>
+              <w:left w:val="single" w:color="CBD5E1" w:sz="1"/>
+              <w:bottom w:val="single" w:color="CBD5E1" w:sz="1"/>
+              <w:right w:val="single" w:color="CBD5E1" w:sz="1"/>
+            </w:tcBorders>
+            <w:shd w:fill="FFFFFF" w:val="clear"/>
+            <w:tcMar>
+              <w:top w:type="dxa" w:w="80"/>
+              <w:left w:type="dxa" w:w="120"/>
+              <w:bottom w:type="dxa" w:w="80"/>
+              <w:right w:type="dxa" w:w="120"/>
+            </w:tcMar>
+          </w:tcPr>
+          <w:p>
+            <w:r>
+              <w:rPr>
+                <w:rFonts w:ascii="Arial" w:cs="Arial" w:eastAsia="Arial" w:hAnsi="Arial"/>
+                <w:color w:val="1E293B"/>
+                <w:sz w:val="20"/>
+                <w:szCs w:val="20"/>
+              </w:rPr>
+              <w:t>/api/kb/upload</w:t>
+            </w:r>
+          </w:p>
+        </w:tc>
+        <w:tc>
+          <w:tcPr>
+            <w:tcW w:type="dxa" w:w="4946"/>
+            <w:tcBorders>
+              <w:top w:val="single" w:color="CBD5E1" w:sz="1"/>
+              <w:left w:val="single" w:color="CBD5E1" w:sz="1"/>
+              <w:bottom w:val="single" w:color="CBD5E1" w:sz="1"/>
+              <w:right w:val="single" w:color="CBD5E1" w:sz="1"/>
+            </w:tcBorders>
+            <w:shd w:fill="FFFFFF" w:val="clear"/>
+            <w:tcMar>
+              <w:top w:type="dxa" w:w="80"/>
+              <w:left w:type="dxa" w:w="120"/>
+              <w:bottom w:type="dxa" w:w="80"/>
+              <w:right w:type="dxa" w:w="120"/>
+            </w:tcMar>
+          </w:tcPr>
+          <w:p>
+            <w:r>
+              <w:rPr>
+                <w:rFonts w:ascii="Arial" w:cs="Arial" w:eastAsia="Arial" w:hAnsi="Arial"/>
+                <w:color w:val="1E293B"/>
+                <w:sz w:val="20"/>
+                <w:szCs w:val="20"/>
+              </w:rPr>
+              <w:t xml:space="preserve">上傳 PDF / DOCX，自動提取、切塊、向量化，永久保存原始檔</w:t>
+            </w:r>
+          </w:p>
+        </w:tc>
+      </w:tr>
+      <w:tr>
+        <w:tc>
+          <w:tcPr>
+            <w:tcW w:type="dxa" w:w="1200"/>
+            <w:tcBorders>
+              <w:top w:val="single" w:color="CBD5E1" w:sz="1"/>
+              <w:left w:val="single" w:color="CBD5E1" w:sz="1"/>
+              <w:bottom w:val="single" w:color="CBD5E1" w:sz="1"/>
+              <w:right w:val="single" w:color="CBD5E1" w:sz="1"/>
+            </w:tcBorders>
+            <w:shd w:fill="F8FAFC" w:val="clear"/>
+            <w:tcMar>
+              <w:top w:type="dxa" w:w="80"/>
+              <w:left w:type="dxa" w:w="120"/>
+              <w:bottom w:type="dxa" w:w="80"/>
+              <w:right w:type="dxa" w:w="120"/>
+            </w:tcMar>
+          </w:tcPr>
+          <w:p>
+            <w:r>
+              <w:rPr>
+                <w:rFonts w:ascii="Arial" w:cs="Arial" w:eastAsia="Arial" w:hAnsi="Arial"/>
+                <w:color w:val="1E293B"/>
+                <w:sz w:val="20"/>
+                <w:szCs w:val="20"/>
+              </w:rPr>
+              <w:t>GET</w:t>
+            </w:r>
+          </w:p>
+        </w:tc>
+        <w:tc>
+          <w:tcPr>
+            <w:tcW w:type="dxa" w:w="3600"/>
+            <w:tcBorders>
+              <w:top w:val="single" w:color="CBD5E1" w:sz="1"/>
+              <w:left w:val="single" w:color="CBD5E1" w:sz="1"/>
+              <w:bottom w:val="single" w:color="CBD5E1" w:sz="1"/>
+              <w:right w:val="single" w:color="CBD5E1" w:sz="1"/>
+            </w:tcBorders>
+            <w:shd w:fill="F8FAFC" w:val="clear"/>
+            <w:tcMar>
+              <w:top w:type="dxa" w:w="80"/>
+              <w:left w:type="dxa" w:w="120"/>
+              <w:bottom w:type="dxa" w:w="80"/>
+              <w:right w:type="dxa" w:w="120"/>
+            </w:tcMar>
+          </w:tcPr>
+          <w:p>
+            <w:r>
+              <w:rPr>
+                <w:rFonts w:ascii="Arial" w:cs="Arial" w:eastAsia="Arial" w:hAnsi="Arial"/>
+                <w:color w:val="1E293B"/>
+                <w:sz w:val="20"/>
+                <w:szCs w:val="20"/>
+              </w:rPr>
+              <w:t>/api/kb/documents/&lt;id&gt;/preview</w:t>
+            </w:r>
+          </w:p>
+        </w:tc>
+        <w:tc>
+          <w:tcPr>
+            <w:tcW w:type="dxa" w:w="4946"/>
+            <w:tcBorders>
+              <w:top w:val="single" w:color="CBD5E1" w:sz="1"/>
+              <w:left w:val="single" w:color="CBD5E1" w:sz="1"/>
+              <w:bottom w:val="single" w:color="CBD5E1" w:sz="1"/>
+              <w:right w:val="single" w:color="CBD5E1" w:sz="1"/>
+            </w:tcBorders>
+            <w:shd w:fill="F8FAFC" w:val="clear"/>
+            <w:tcMar>
+              <w:top w:type="dxa" w:w="80"/>
+              <w:left w:type="dxa" w:w="120"/>
+              <w:bottom w:type="dxa" w:w="80"/>
+              <w:right w:type="dxa" w:w="120"/>
+            </w:tcMar>
+          </w:tcPr>
+          <w:p>
+            <w:r>
+              <w:rPr>
+                <w:rFonts w:ascii="Arial" w:cs="Arial" w:eastAsia="Arial" w:hAnsi="Arial"/>
+                <w:color w:val="1E293B"/>
+                <w:sz w:val="20"/>
+                <w:szCs w:val="20"/>
+              </w:rPr>
+              <w:t xml:space="preserve">預覽文件原始格式（PDF 串流 / DOCX 轉 HTML）</w:t>
+            </w:r>
+          </w:p>
+        </w:tc>
+      </w:tr>
+      <w:tr>
+        <w:tc>
+          <w:tcPr>
+            <w:tcW w:type="dxa" w:w="1200"/>
+            <w:tcBorders>
+              <w:top w:val="single" w:color="CBD5E1" w:sz="1"/>
+              <w:left w:val="single" w:color="CBD5E1" w:sz="1"/>
+              <w:bottom w:val="single" w:color="CBD5E1" w:sz="1"/>
+              <w:right w:val="single" w:color="CBD5E1" w:sz="1"/>
+            </w:tcBorders>
+            <w:shd w:fill="FFFFFF" w:val="clear"/>
+            <w:tcMar>
+              <w:top w:type="dxa" w:w="80"/>
+              <w:left w:type="dxa" w:w="120"/>
+              <w:bottom w:type="dxa" w:w="80"/>
+              <w:right w:type="dxa" w:w="120"/>
+            </w:tcMar>
+          </w:tcPr>
+          <w:p>
+            <w:r>
+              <w:rPr>
+                <w:rFonts w:ascii="Arial" w:cs="Arial" w:eastAsia="Arial" w:hAnsi="Arial"/>
+                <w:color w:val="1E293B"/>
+                <w:sz w:val="20"/>
+                <w:szCs w:val="20"/>
+              </w:rPr>
+              <w:t>GET</w:t>
+            </w:r>
+          </w:p>
+        </w:tc>
+        <w:tc>
+          <w:tcPr>
+            <w:tcW w:type="dxa" w:w="3600"/>
+            <w:tcBorders>
+              <w:top w:val="single" w:color="CBD5E1" w:sz="1"/>
+              <w:left w:val="single" w:color="CBD5E1" w:sz="1"/>
+              <w:bottom w:val="single" w:color="CBD5E1" w:sz="1"/>
+              <w:right w:val="single" w:color="CBD5E1" w:sz="1"/>
+            </w:tcBorders>
+            <w:shd w:fill="FFFFFF" w:val="clear"/>
+            <w:tcMar>
+              <w:top w:type="dxa" w:w="80"/>
+              <w:left w:type="dxa" w:w="120"/>
+              <w:bottom w:type="dxa" w:w="80"/>
+              <w:right w:type="dxa" w:w="120"/>
+            </w:tcMar>
+          </w:tcPr>
+          <w:p>
+            <w:r>
+              <w:rPr>
+                <w:rFonts w:ascii="Arial" w:cs="Arial" w:eastAsia="Arial" w:hAnsi="Arial"/>
+                <w:color w:val="1E293B"/>
+                <w:sz w:val="20"/>
+                <w:szCs w:val="20"/>
+              </w:rPr>
+              <w:t>/api/kb/documents/&lt;id&gt;/download</w:t>
+            </w:r>
+          </w:p>
+        </w:tc>
+        <w:tc>
+          <w:tcPr>
+            <w:tcW w:type="dxa" w:w="4946"/>
+            <w:tcBorders>
+              <w:top w:val="single" w:color="CBD5E1" w:sz="1"/>
+              <w:left w:val="single" w:color="CBD5E1" w:sz="1"/>
+              <w:bottom w:val="single" w:color="CBD5E1" w:sz="1"/>
+              <w:right w:val="single" w:color="CBD5E1" w:sz="1"/>
+            </w:tcBorders>
+            <w:shd w:fill="FFFFFF" w:val="clear"/>
+            <w:tcMar>
+              <w:top w:type="dxa" w:w="80"/>
+              <w:left w:type="dxa" w:w="120"/>
+              <w:bottom w:type="dxa" w:w="80"/>
+              <w:right w:type="dxa" w:w="120"/>
+            </w:tcMar>
+          </w:tcPr>
+          <w:p>
+            <w:r>
+              <w:rPr>
+                <w:rFonts w:ascii="Arial" w:cs="Arial" w:eastAsia="Arial" w:hAnsi="Arial"/>
+                <w:color w:val="1E293B"/>
+                <w:sz w:val="20"/>
+                <w:szCs w:val="20"/>
+              </w:rPr>
+              <w:t xml:space="preserve">下載原始文件（以附件方式觸發瀏覽器儲存）</w:t>
+            </w:r>
+          </w:p>
+        </w:tc>
+      </w:tr>
+      <w:tr>
+        <w:tc>
+          <w:tcPr>
+            <w:tcW w:type="dxa" w:w="1200"/>
+            <w:tcBorders>
+              <w:top w:val="single" w:color="CBD5E1" w:sz="1"/>
+              <w:left w:val="single" w:color="CBD5E1" w:sz="1"/>
+              <w:bottom w:val="single" w:color="CBD5E1" w:sz="1"/>
+              <w:right w:val="single" w:color="CBD5E1" w:sz="1"/>
+            </w:tcBorders>
+            <w:shd w:fill="F8FAFC" w:val="clear"/>
+            <w:tcMar>
+              <w:top w:type="dxa" w:w="80"/>
+              <w:left w:type="dxa" w:w="120"/>
+              <w:bottom w:type="dxa" w:w="80"/>
+              <w:right w:type="dxa" w:w="120"/>
+            </w:tcMar>
+          </w:tcPr>
+          <w:p>
+            <w:r>
+              <w:rPr>
+                <w:rFonts w:ascii="Arial" w:cs="Arial" w:eastAsia="Arial" w:hAnsi="Arial"/>
+                <w:color w:val="1E293B"/>
+                <w:sz w:val="20"/>
+                <w:szCs w:val="20"/>
+              </w:rPr>
+              <w:t>POST</w:t>
+            </w:r>
+          </w:p>
+        </w:tc>
+        <w:tc>
+          <w:tcPr>
+            <w:tcW w:type="dxa" w:w="3600"/>
+            <w:tcBorders>
+              <w:top w:val="single" w:color="CBD5E1" w:sz="1"/>
+              <w:left w:val="single" w:color="CBD5E1" w:sz="1"/>
+              <w:bottom w:val="single" w:color="CBD5E1" w:sz="1"/>
+              <w:right w:val="single" w:color="CBD5E1" w:sz="1"/>
+            </w:tcBorders>
+            <w:shd w:fill="F8FAFC" w:val="clear"/>
+            <w:tcMar>
+              <w:top w:type="dxa" w:w="80"/>
+              <w:left w:type="dxa" w:w="120"/>
+              <w:bottom w:type="dxa" w:w="80"/>
+              <w:right w:type="dxa" w:w="120"/>
+            </w:tcMar>
+          </w:tcPr>
+          <w:p>
+            <w:r>
+              <w:rPr>
+                <w:rFonts w:ascii="Arial" w:cs="Arial" w:eastAsia="Arial" w:hAnsi="Arial"/>
+                <w:color w:val="1E293B"/>
+                <w:sz w:val="20"/>
+                <w:szCs w:val="20"/>
+              </w:rPr>
+              <w:t>/api/kb/search</w:t>
+            </w:r>
+          </w:p>
+        </w:tc>
+        <w:tc>
+          <w:tcPr>
+            <w:tcW w:type="dxa" w:w="4946"/>
+            <w:tcBorders>
+              <w:top w:val="single" w:color="CBD5E1" w:sz="1"/>
+              <w:left w:val="single" w:color="CBD5E1" w:sz="1"/>
+              <w:bottom w:val="single" w:color="CBD5E1" w:sz="1"/>
+              <w:right w:val="single" w:color="CBD5E1" w:sz="1"/>
+            </w:tcBorders>
+            <w:shd w:fill="F8FAFC" w:val="clear"/>
+            <w:tcMar>
+              <w:top w:type="dxa" w:w="80"/>
+              <w:left w:type="dxa" w:w="120"/>
+              <w:bottom w:type="dxa" w:w="80"/>
+              <w:right w:type="dxa" w:w="120"/>
+            </w:tcMar>
+          </w:tcPr>
+          <w:p>
+            <w:r>
+              <w:rPr>
+                <w:rFonts w:ascii="Arial" w:cs="Arial" w:eastAsia="Arial" w:hAnsi="Arial"/>
+                <w:color w:val="1E293B"/>
+                <w:sz w:val="20"/>
+                <w:szCs w:val="20"/>
+              </w:rPr>
+              <w:t xml:space="preserve">語意搜尋（query, top_k），回傳最相關 chunks 與相似度分數</w:t>
+            </w:r>
+          </w:p>
+        </w:tc>
+      </w:tr>
+    </w:tbl>
+    <w:p>
+      <w:pPr>
+        <w:pStyle w:val="Heading2"/>
+        <w:spacing w:after="120" w:before="280"/>
+      </w:pPr>
+      <w:r>
+        <w:rPr>
+          <w:rFonts w:ascii="Arial" w:cs="Arial" w:eastAsia="Arial" w:hAnsi="Arial"/>
+          <w:b/>
+          <w:bCs/>
+          <w:color w:val="3B82F6"/>
+          <w:sz w:val="28"/>
+          <w:szCs w:val="28"/>
+        </w:rPr>
+        <w:t xml:space="preserve">8.6  前端知識庫管理頁（KnowledgeBase.jsx）</w:t>
+      </w:r>
+    </w:p>
+    <w:p>
+      <w:pPr>
+        <w:spacing w:after="60" w:before="60"/>
+        <w:jc w:val="left"/>
+      </w:pPr>
+      <w:r>
+        <w:rPr>
+          <w:rFonts w:ascii="Arial" w:cs="Arial" w:eastAsia="Arial" w:hAnsi="Arial"/>
+          <w:color w:val="1E293B"/>
+          <w:sz w:val="22"/>
+          <w:szCs w:val="22"/>
+        </w:rPr>
+        <w:t xml:space="preserve">前端知識庫管理頁面由 React 元件組成，提供完整的文件生命週期管理：</w:t>
+      </w:r>
+    </w:p>
+    <w:p>
+      <w:pPr>
+        <w:pStyle w:val="ListParagraph"/>
+        <w:numPr>
+          <w:ilvl w:val="0"/>
+          <w:numId w:val="2"/>
+        </w:numPr>
+        <w:spacing w:after="40" w:before="40"/>
+      </w:pPr>
+      <w:r>
+        <w:rPr>
+          <w:rFonts w:ascii="Arial" w:cs="Arial" w:eastAsia="Arial" w:hAnsi="Arial"/>
+          <w:color w:val="1E293B"/>
+          <w:sz w:val="22"/>
+          <w:szCs w:val="22"/>
+        </w:rPr>
+        <w:t xml:space="preserve">UploadZone：拖曳上傳 .pdf / .docx，即時顯示索引進度</w:t>
+      </w:r>
+    </w:p>
+    <w:p>
+      <w:pPr>
+        <w:pStyle w:val="ListParagraph"/>
+        <w:numPr>
+          <w:ilvl w:val="0"/>
+          <w:numId w:val="2"/>
+        </w:numPr>
+        <w:spacing w:after="40" w:before="40"/>
+      </w:pPr>
+      <w:r>
+        <w:rPr>
+          <w:rFonts w:ascii="Arial" w:cs="Arial" w:eastAsia="Arial" w:hAnsi="Arial"/>
+          <w:color w:val="1E293B"/>
+          <w:sz w:val="22"/>
+          <w:szCs w:val="22"/>
+        </w:rPr>
+        <w:t xml:space="preserve">PageEditor（TipTap）：富文字編輯器新增 / 編輯 HTML 頁面並即時向量化</w:t>
+      </w:r>
+    </w:p>
+    <w:p>
+      <w:pPr>
+        <w:pStyle w:val="ListParagraph"/>
+        <w:numPr>
+          <w:ilvl w:val="0"/>
+          <w:numId w:val="2"/>
+        </w:numPr>
+        <w:spacing w:after="40" w:before="40"/>
+      </w:pPr>
+      <w:r>
+        <w:rPr>
+          <w:rFonts w:ascii="Arial" w:cs="Arial" w:eastAsia="Arial" w:hAnsi="Arial"/>
+          <w:color w:val="1E293B"/>
+          <w:sz w:val="22"/>
+          <w:szCs w:val="22"/>
+        </w:rPr>
+        <w:t xml:space="preserve">文件清單：附檔名標籤（PDF 紅 / DOCX 藍）、下載按鈕、刪除按鈕</w:t>
+      </w:r>
+    </w:p>
+    <w:p>
+      <w:pPr>
+        <w:pStyle w:val="ListParagraph"/>
+        <w:numPr>
+          <w:ilvl w:val="0"/>
+          <w:numId w:val="2"/>
+        </w:numPr>
+        <w:spacing w:after="40" w:before="40"/>
+      </w:pPr>
+      <w:r>
+        <w:rPr>
+          <w:rFonts w:ascii="Arial" w:cs="Arial" w:eastAsia="Arial" w:hAnsi="Arial"/>
+          <w:color w:val="1E293B"/>
+          <w:sz w:val="22"/>
+          <w:szCs w:val="22"/>
+        </w:rPr>
+        <w:t xml:space="preserve">ViewModal：點擊文件後彈出預覽視窗，支援「原始格式」(iframe) 與「文字片段」雙 Tab</w:t>
+      </w:r>
+    </w:p>
+    <w:p>
+      <w:pPr>
+        <w:pStyle w:val="ListParagraph"/>
+        <w:numPr>
+          <w:ilvl w:val="0"/>
+          <w:numId w:val="2"/>
+        </w:numPr>
+        <w:spacing w:after="40" w:before="40"/>
+      </w:pPr>
+      <w:r>
+        <w:rPr>
+          <w:rFonts w:ascii="Arial" w:cs="Arial" w:eastAsia="Arial" w:hAnsi="Arial"/>
+          <w:color w:val="1E293B"/>
+          <w:sz w:val="22"/>
+          <w:szCs w:val="22"/>
+        </w:rPr>
+        <w:t xml:space="preserve">KbSearchPanel：語意搜尋面板，輸入自然語言取得最相關 chunks，「查看全文」可跳轉到對應片段</w:t>
+      </w:r>
+    </w:p>
+    <w:p>
+      <w:pPr>
+        <w:spacing w:after="480" w:before="360"/>
         <w:jc w:val="center"/>
       </w:pPr>
       <w:r>

--- a/ai-agent/系統設計文件.docx
+++ b/ai-agent/系統設計文件.docx
@@ -31,7 +31,7 @@
           <w:sz w:val="32"/>
           <w:szCs w:val="32"/>
         </w:rPr>
-        <w:t xml:space="preserve">系統設計文件  v3.0</w:t>
+        <w:t xml:space="preserve">系統設計文件  v3.1</w:t>
       </w:r>
     </w:p>
     <w:tbl>
@@ -235,7 +235,7 @@
                 <w:sz w:val="20"/>
                 <w:szCs w:val="20"/>
               </w:rPr>
-              <w:t xml:space="preserve">v3.0</w:t>
+              <w:t xml:space="preserve">v3.1</w:t>
             </w:r>
           </w:p>
         </w:tc>
@@ -415,7 +415,7 @@
                 <w:sz w:val="20"/>
                 <w:szCs w:val="20"/>
               </w:rPr>
-              <w:t xml:space="preserve">RAG 知識庫（ChromaDB + Embedding）、文件預覽/下載、AI 整合；Gemini AI、Multi-Agent 協作、4 模式前端</w:t>
+              <w:t xml:space="preserve">RAG 知識庫（ChromaDB + Embedding）、文件預覽/下載、AI 整合；Gemini AI、Multi-Agent 協作、4 模式前端；知識庫進階搜尋 Tab（KbAiSearchPanel）、RAG 距離閾值過濾（RAG_THRESHOLD）</w:t>
             </w:r>
           </w:p>
         </w:tc>
@@ -13563,6 +13563,133 @@
           <w:szCs w:val="22"/>
         </w:rPr>
         <w:t xml:space="preserve">KbSearchPanel：語意搜尋面板，輸入自然語言取得最相關 chunks，「查看全文」可跳轉到對應片段</w:t>
+      </w:r>
+    </w:p>
+    <w:p>
+      <w:pPr>
+        <w:pStyle w:val="ListParagraph"/>
+        <w:numPr>
+          <w:ilvl w:val="0"/>
+          <w:numId w:val="2"/>
+        </w:numPr>
+        <w:spacing w:after="40" w:before="40"/>
+      </w:pPr>
+      <w:r>
+        <w:rPr>
+          <w:rFonts w:ascii="Arial" w:cs="Arial" w:eastAsia="Arial" w:hAnsi="Arial"/>
+          <w:color w:val="1E293B"/>
+          <w:sz w:val="22"/>
+          <w:szCs w:val="22"/>
+        </w:rPr>
+        <w:t xml:space="preserve">KbAiSearchPanel：進階搜尋面板，共享查詢字串（sharedQuery），可選模型（Ollama / Gemini / Multi-Agent），呼叫對應 /api/agent 端點（use_kb=true, direct=true），以 MarkdownText 元件渲染 LLM 回答；內建三點載入動畫、清除按鈕、session 持久化</w:t>
+      </w:r>
+    </w:p>
+    <w:p>
+      <w:pPr>
+        <w:pStyle w:val="Heading2"/>
+        <w:spacing w:after="120" w:before="280"/>
+      </w:pPr>
+      <w:r>
+        <w:rPr>
+          <w:rFonts w:ascii="Arial" w:cs="Arial" w:eastAsia="Arial" w:hAnsi="Arial"/>
+          <w:b/>
+          <w:bCs/>
+          <w:color w:val="3B82F6"/>
+          <w:sz w:val="28"/>
+          <w:szCs w:val="28"/>
+        </w:rPr>
+        <w:t xml:space="preserve">8.7  RAG 距離閾值過濾（RAG_THRESHOLD）</w:t>
+      </w:r>
+    </w:p>
+    <w:p>
+      <w:pPr>
+        <w:spacing w:after="60" w:before="60"/>
+        <w:jc w:val="left"/>
+      </w:pPr>
+      <w:r>
+        <w:rPr>
+          <w:rFonts w:ascii="Arial" w:cs="Arial" w:eastAsia="Arial" w:hAnsi="Arial"/>
+          <w:color w:val="1E293B"/>
+          <w:sz w:val="22"/>
+          <w:szCs w:val="22"/>
+        </w:rPr>
+        <w:t xml:space="preserve">ChromaDB 語意搜尋在知識庫有文件時必定回傳結果（即使查詢與內容完全不相關），導致 LLM 接收到誤導性的 KB context，進而拒絕回答超出知識庫範圍的問題。v3.1 在 build_rag_context() 加入距離閾值過濾解決此問題：</w:t>
+      </w:r>
+    </w:p>
+    <w:p>
+      <w:pPr>
+        <w:pStyle w:val="ListParagraph"/>
+        <w:numPr>
+          <w:ilvl w:val="0"/>
+          <w:numId w:val="2"/>
+        </w:numPr>
+        <w:spacing w:after="40" w:before="40"/>
+      </w:pPr>
+      <w:r>
+        <w:rPr>
+          <w:rFonts w:ascii="Arial" w:cs="Arial" w:eastAsia="Arial" w:hAnsi="Arial"/>
+          <w:color w:val="1E293B"/>
+          <w:sz w:val="22"/>
+          <w:szCs w:val="22"/>
+        </w:rPr>
+        <w:t xml:space="preserve">RAG_THRESHOLD = 0.75（cosine distance，預設值；0 = 完全相同，1 = 無關，2 = 反向）</w:t>
+      </w:r>
+    </w:p>
+    <w:p>
+      <w:pPr>
+        <w:pStyle w:val="ListParagraph"/>
+        <w:numPr>
+          <w:ilvl w:val="0"/>
+          <w:numId w:val="2"/>
+        </w:numPr>
+        <w:spacing w:after="40" w:before="40"/>
+      </w:pPr>
+      <w:r>
+        <w:rPr>
+          <w:rFonts w:ascii="Arial" w:cs="Arial" w:eastAsia="Arial" w:hAnsi="Arial"/>
+          <w:color w:val="1E293B"/>
+          <w:sz w:val="22"/>
+          <w:szCs w:val="22"/>
+        </w:rPr>
+        <w:t xml:space="preserve">distance &gt; 0.75（相似度 &lt; 25%）的 chunks 視為不相關，build_rag_context() 直接回傳空字串，不注入 LLM prompt</w:t>
+      </w:r>
+    </w:p>
+    <w:p>
+      <w:pPr>
+        <w:pStyle w:val="ListParagraph"/>
+        <w:numPr>
+          <w:ilvl w:val="0"/>
+          <w:numId w:val="2"/>
+        </w:numPr>
+        <w:spacing w:after="40" w:before="40"/>
+      </w:pPr>
+      <w:r>
+        <w:rPr>
+          <w:rFonts w:ascii="Arial" w:cs="Arial" w:eastAsia="Arial" w:hAnsi="Arial"/>
+          <w:color w:val="1E293B"/>
+          <w:sz w:val="22"/>
+          <w:szCs w:val="22"/>
+        </w:rPr>
+        <w:t xml:space="preserve">KB prompt 措辭由「請優先參考」改為「請優先參考；若內容與問題無關，請忽略並依你的通用知識回答」，作為雙重保險</w:t>
+      </w:r>
+    </w:p>
+    <w:p>
+      <w:pPr>
+        <w:pStyle w:val="ListParagraph"/>
+        <w:numPr>
+          <w:ilvl w:val="0"/>
+          <w:numId w:val="2"/>
+        </w:numPr>
+        <w:spacing w:after="40" w:before="40"/>
+      </w:pPr>
+      <w:r>
+        <w:rPr>
+          <w:rFonts w:ascii="Arial" w:cs="Arial" w:eastAsia="Arial" w:hAnsi="Arial"/>
+          <w:color w:val="1E293B"/>
+          <w:sz w:val="22"/>
+          <w:szCs w:val="22"/>
+        </w:rPr>
+        <w:t xml:space="preserve">效果：KB 有相關文件時正常注入並引用；KB 無相關文件時 LLM 自由使用訓練知識回答，不受 KB 誤導</w:t>
       </w:r>
     </w:p>
     <w:p>
